--- a/email_app/templates/microsoft_form_questions.docx
+++ b/email_app/templates/microsoft_form_questions.docx
@@ -2,7 +2,7 @@
 <file path=word/document.xml><?xml version="1.0" encoding="utf-8"?>
 <w:document xmlns:w="http://schemas.openxmlformats.org/wordprocessingml/2006/main" xmlns:m="http://schemas.openxmlformats.org/officeDocument/2006/math" xmlns:r="http://schemas.openxmlformats.org/officeDocument/2006/relationships" xmlns:o="urn:schemas-microsoft-com:office:office" xmlns:v="urn:schemas-microsoft-com:vml" xmlns:w10="urn:schemas-microsoft-com:office:word" xmlns:a="http://schemas.openxmlformats.org/drawingml/2006/main" xmlns:pic="http://schemas.openxmlformats.org/drawingml/2006/picture" xmlns:wp="http://schemas.openxmlformats.org/drawingml/2006/wordprocessingDrawing">
   <w:body>
-    <w:bookmarkStart w:id="21" w:name="microsoft-form-question-draft"/>
+    <w:bookmarkStart w:id="19" w:name="microsoft-form-question-draft"/>
     <w:p>
       <w:pPr>
         <w:pStyle w:val="Heading1"/>
@@ -54,7 +54,7 @@
         <w:pStyle w:val="BodyText"/>
       </w:pPr>
       <w:r>
-        <w:t xml:space="preserve">You must be signed in with your university account to use this form. The form records your university account details automatically, so you do not need to type your username or email address. If your issue is urgent or relates to a deadline today, contact the department office directly.</w:t>
+        <w:t xml:space="preserve">You must be signed in with your university account to use this form. The form records your university account details automatically, so you do not need to type your username or email address. Stable record details such as programme, year, and student ID are checked separately by staff systems where possible. If your issue is urgent or relates to a deadline today, contact the department office directly.</w:t>
       </w:r>
     </w:p>
     <w:p>
@@ -74,7 +74,7 @@
       </w:r>
     </w:p>
     <w:bookmarkEnd w:id="10"/>
-    <w:bookmarkStart w:id="17" w:name="questions"/>
+    <w:bookmarkStart w:id="14" w:name="questions"/>
     <w:p>
       <w:pPr>
         <w:pStyle w:val="Heading2"/>
@@ -83,13 +83,13 @@
         <w:t xml:space="preserve">Questions</w:t>
       </w:r>
     </w:p>
-    <w:bookmarkStart w:id="11" w:name="stage-of-study"/>
+    <w:bookmarkStart w:id="11" w:name="enquiry-type"/>
     <w:p>
       <w:pPr>
         <w:pStyle w:val="Heading3"/>
       </w:pPr>
       <w:r>
-        <w:t xml:space="preserve">1. Stage of study</w:t>
+        <w:t xml:space="preserve">1. Enquiry type</w:t>
       </w:r>
     </w:p>
     <w:p>
@@ -136,7 +136,7 @@
         <w:rPr>
           <w:rStyle w:val="VerbatimChar"/>
         </w:rPr>
-        <w:t xml:space="preserve">Stage of study</w:t>
+        <w:t xml:space="preserve">Enquiry type</w:t>
       </w:r>
     </w:p>
     <w:p>
@@ -159,7 +159,7 @@
         <w:rPr>
           <w:rStyle w:val="VerbatimChar"/>
         </w:rPr>
-        <w:t xml:space="preserve">Undergraduate</w:t>
+        <w:t xml:space="preserve">Module enquiry</w:t>
       </w:r>
       <w:r>
         <w:br/>
@@ -168,17 +168,89 @@
         <w:rPr>
           <w:rStyle w:val="VerbatimChar"/>
         </w:rPr>
-        <w:t xml:space="preserve">Taught postgraduate</w:t>
+        <w:t xml:space="preserve">Academic advisor</w:t>
+      </w:r>
+      <w:r>
+        <w:br/>
+      </w:r>
+      <w:r>
+        <w:rPr>
+          <w:rStyle w:val="VerbatimChar"/>
+        </w:rPr>
+        <w:t xml:space="preserve">Assessment query</w:t>
+      </w:r>
+      <w:r>
+        <w:br/>
+      </w:r>
+      <w:r>
+        <w:rPr>
+          <w:rStyle w:val="VerbatimChar"/>
+        </w:rPr>
+        <w:t xml:space="preserve">Extension</w:t>
+      </w:r>
+      <w:r>
+        <w:br/>
+      </w:r>
+      <w:r>
+        <w:rPr>
+          <w:rStyle w:val="VerbatimChar"/>
+        </w:rPr>
+        <w:t xml:space="preserve">Mitigating circumstances</w:t>
+      </w:r>
+      <w:r>
+        <w:br/>
+      </w:r>
+      <w:r>
+        <w:rPr>
+          <w:rStyle w:val="VerbatimChar"/>
+        </w:rPr>
+        <w:t xml:space="preserve">Attendance</w:t>
+      </w:r>
+      <w:r>
+        <w:br/>
+      </w:r>
+      <w:r>
+        <w:rPr>
+          <w:rStyle w:val="VerbatimChar"/>
+        </w:rPr>
+        <w:t xml:space="preserve">Timetable</w:t>
+      </w:r>
+      <w:r>
+        <w:br/>
+      </w:r>
+      <w:r>
+        <w:rPr>
+          <w:rStyle w:val="VerbatimChar"/>
+        </w:rPr>
+        <w:t xml:space="preserve">IT / systems access</w:t>
+      </w:r>
+      <w:r>
+        <w:br/>
+      </w:r>
+      <w:r>
+        <w:rPr>
+          <w:rStyle w:val="VerbatimChar"/>
+        </w:rPr>
+        <w:t xml:space="preserve">Fees / finance</w:t>
+      </w:r>
+      <w:r>
+        <w:br/>
+      </w:r>
+      <w:r>
+        <w:rPr>
+          <w:rStyle w:val="VerbatimChar"/>
+        </w:rPr>
+        <w:t xml:space="preserve">Other</w:t>
       </w:r>
     </w:p>
     <w:bookmarkEnd w:id="11"/>
-    <w:bookmarkStart w:id="12" w:name="year-of-study"/>
+    <w:bookmarkStart w:id="12" w:name="other-enquiry-type"/>
     <w:p>
       <w:pPr>
         <w:pStyle w:val="Heading3"/>
       </w:pPr>
       <w:r>
-        <w:t xml:space="preserve">2. Year of study</w:t>
+        <w:t xml:space="preserve">2. Other enquiry type</w:t>
       </w:r>
     </w:p>
     <w:p>
@@ -190,7 +262,7 @@
         </w:numPr>
       </w:pPr>
       <w:r>
-        <w:t xml:space="preserve">Type: choice</w:t>
+        <w:t xml:space="preserve">Type: text</w:t>
       </w:r>
     </w:p>
     <w:p>
@@ -202,7 +274,7 @@
         </w:numPr>
       </w:pPr>
       <w:r>
-        <w:t xml:space="preserve">Required: yes for undergraduates</w:t>
+        <w:t xml:space="preserve">Required: yes when shown</w:t>
       </w:r>
     </w:p>
     <w:p>
@@ -225,7 +297,7 @@
         <w:rPr>
           <w:rStyle w:val="VerbatimChar"/>
         </w:rPr>
-        <w:t xml:space="preserve">Year of study</w:t>
+        <w:t xml:space="preserve">If you selected Other, please describe the enquiry type</w:t>
       </w:r>
     </w:p>
     <w:p>
@@ -237,7 +309,7 @@
         </w:numPr>
       </w:pPr>
       <w:r>
-        <w:t xml:space="preserve">Options:</w:t>
+        <w:t xml:space="preserve">Branching:</w:t>
       </w:r>
     </w:p>
     <w:p>
@@ -245,37 +317,29 @@
         <w:pStyle w:val="FirstParagraph"/>
       </w:pPr>
       <w:r>
-        <w:rPr>
-          <w:rStyle w:val="VerbatimChar"/>
-        </w:rPr>
-        <w:t xml:space="preserve">Year 1</w:t>
-      </w:r>
-      <w:r>
-        <w:br/>
-      </w:r>
-      <w:r>
-        <w:rPr>
-          <w:rStyle w:val="VerbatimChar"/>
-        </w:rPr>
-        <w:t xml:space="preserve">Year 2</w:t>
-      </w:r>
-      <w:r>
-        <w:br/>
-      </w:r>
-      <w:r>
-        <w:rPr>
-          <w:rStyle w:val="VerbatimChar"/>
-        </w:rPr>
-        <w:t xml:space="preserve">Year 3</w:t>
-      </w:r>
-      <w:r>
-        <w:br/>
-      </w:r>
-      <w:r>
-        <w:rPr>
-          <w:rStyle w:val="VerbatimChar"/>
-        </w:rPr>
-        <w:t xml:space="preserve">Year 4</w:t>
+        <w:t xml:space="preserve">Show only if</w:t>
+      </w:r>
+      <w:r>
+        <w:t xml:space="preserve"> </w:t>
+      </w:r>
+      <w:r>
+        <w:rPr>
+          <w:rStyle w:val="VerbatimChar"/>
+        </w:rPr>
+        <w:t xml:space="preserve">Enquiry type = Other</w:t>
+      </w:r>
+      <w:r>
+        <w:t xml:space="preserve">.</w:t>
+      </w:r>
+    </w:p>
+    <w:bookmarkEnd w:id="12"/>
+    <w:bookmarkStart w:id="13" w:name="message"/>
+    <w:p>
+      <w:pPr>
+        <w:pStyle w:val="Heading3"/>
+      </w:pPr>
+      <w:r>
+        <w:t xml:space="preserve">3. Message</w:t>
       </w:r>
     </w:p>
     <w:p>
@@ -287,7 +351,31 @@
         </w:numPr>
       </w:pPr>
       <w:r>
-        <w:t xml:space="preserve">Branching:</w:t>
+        <w:t xml:space="preserve">Type: long text</w:t>
+      </w:r>
+    </w:p>
+    <w:p>
+      <w:pPr>
+        <w:pStyle w:val="Compact"/>
+        <w:numPr>
+          <w:ilvl w:val="0"/>
+          <w:numId w:val="1005"/>
+        </w:numPr>
+      </w:pPr>
+      <w:r>
+        <w:t xml:space="preserve">Required: yes</w:t>
+      </w:r>
+    </w:p>
+    <w:p>
+      <w:pPr>
+        <w:pStyle w:val="Compact"/>
+        <w:numPr>
+          <w:ilvl w:val="0"/>
+          <w:numId w:val="1005"/>
+        </w:numPr>
+      </w:pPr>
+      <w:r>
+        <w:t xml:space="preserve">Prompt:</w:t>
       </w:r>
     </w:p>
     <w:p>
@@ -295,7 +383,96 @@
         <w:pStyle w:val="FirstParagraph"/>
       </w:pPr>
       <w:r>
-        <w:t xml:space="preserve">Show only if</w:t>
+        <w:rPr>
+          <w:rStyle w:val="VerbatimChar"/>
+        </w:rPr>
+        <w:t xml:space="preserve">Please describe your enquiry</w:t>
+      </w:r>
+    </w:p>
+    <w:p>
+      <w:pPr>
+        <w:pStyle w:val="Compact"/>
+        <w:numPr>
+          <w:ilvl w:val="0"/>
+          <w:numId w:val="1006"/>
+        </w:numPr>
+      </w:pPr>
+      <w:r>
+        <w:t xml:space="preserve">Help text:</w:t>
+      </w:r>
+    </w:p>
+    <w:p>
+      <w:pPr>
+        <w:pStyle w:val="FirstParagraph"/>
+      </w:pPr>
+      <w:r>
+        <w:rPr>
+          <w:rStyle w:val="VerbatimChar"/>
+        </w:rPr>
+        <w:t xml:space="preserve">Include enough detail for staff to understand the issue and what help you need.</w:t>
+      </w:r>
+    </w:p>
+    <w:bookmarkEnd w:id="13"/>
+    <w:bookmarkEnd w:id="14"/>
+    <w:bookmarkStart w:id="15" w:name="optional-checkpoint-field"/>
+    <w:p>
+      <w:pPr>
+        <w:pStyle w:val="Heading2"/>
+      </w:pPr>
+      <w:r>
+        <w:t xml:space="preserve">Optional checkpoint field</w:t>
+      </w:r>
+    </w:p>
+    <w:p>
+      <w:pPr>
+        <w:pStyle w:val="FirstParagraph"/>
+      </w:pPr>
+      <w:r>
+        <w:t xml:space="preserve">Preferred version 1 build:</w:t>
+      </w:r>
+    </w:p>
+    <w:p>
+      <w:pPr>
+        <w:pStyle w:val="Compact"/>
+        <w:numPr>
+          <w:ilvl w:val="0"/>
+          <w:numId w:val="1007"/>
+        </w:numPr>
+      </w:pPr>
+      <w:r>
+        <w:t xml:space="preserve">Do not ask for stage, year, or programme on the form.</w:t>
+      </w:r>
+    </w:p>
+    <w:p>
+      <w:pPr>
+        <w:pStyle w:val="Compact"/>
+        <w:numPr>
+          <w:ilvl w:val="0"/>
+          <w:numId w:val="1007"/>
+        </w:numPr>
+      </w:pPr>
+      <w:r>
+        <w:t xml:space="preserve">Pull stable student facts from the lookup workbook instead.</w:t>
+      </w:r>
+    </w:p>
+    <w:p>
+      <w:pPr>
+        <w:pStyle w:val="FirstParagraph"/>
+      </w:pPr>
+      <w:r>
+        <w:t xml:space="preserve">Fallback if matching later proves unreliable:</w:t>
+      </w:r>
+    </w:p>
+    <w:p>
+      <w:pPr>
+        <w:pStyle w:val="Compact"/>
+        <w:numPr>
+          <w:ilvl w:val="0"/>
+          <w:numId w:val="1008"/>
+        </w:numPr>
+      </w:pPr>
+      <w:r>
+        <w:t xml:space="preserve">Add one checkpoint question such as</w:t>
       </w:r>
       <w:r>
         <w:t xml:space="preserve"> </w:t>
@@ -304,56 +481,129 @@
         <w:rPr>
           <w:rStyle w:val="VerbatimChar"/>
         </w:rPr>
-        <w:t xml:space="preserve">Stage of study = Undergraduate</w:t>
+        <w:t xml:space="preserve">Programme of study</w:t>
       </w:r>
       <w:r>
         <w:t xml:space="preserve">.</w:t>
       </w:r>
     </w:p>
-    <w:bookmarkEnd w:id="12"/>
-    <w:bookmarkStart w:id="13" w:name="programme-of-study"/>
-    <w:p>
-      <w:pPr>
-        <w:pStyle w:val="Heading3"/>
-      </w:pPr>
-      <w:r>
-        <w:t xml:space="preserve">3. Programme of study</w:t>
-      </w:r>
-    </w:p>
-    <w:p>
-      <w:pPr>
-        <w:pStyle w:val="Compact"/>
-        <w:numPr>
-          <w:ilvl w:val="0"/>
-          <w:numId w:val="1006"/>
-        </w:numPr>
-      </w:pPr>
-      <w:r>
-        <w:t xml:space="preserve">Type: choice</w:t>
-      </w:r>
-    </w:p>
-    <w:p>
-      <w:pPr>
-        <w:pStyle w:val="Compact"/>
-        <w:numPr>
-          <w:ilvl w:val="0"/>
-          <w:numId w:val="1006"/>
-        </w:numPr>
-      </w:pPr>
-      <w:r>
-        <w:t xml:space="preserve">Required: yes</w:t>
-      </w:r>
-    </w:p>
-    <w:p>
-      <w:pPr>
-        <w:pStyle w:val="Compact"/>
-        <w:numPr>
-          <w:ilvl w:val="0"/>
-          <w:numId w:val="1006"/>
-        </w:numPr>
-      </w:pPr>
-      <w:r>
-        <w:t xml:space="preserve">Prompt:</w:t>
+    <w:p>
+      <w:pPr>
+        <w:pStyle w:val="Compact"/>
+        <w:numPr>
+          <w:ilvl w:val="0"/>
+          <w:numId w:val="1008"/>
+        </w:numPr>
+      </w:pPr>
+      <w:r>
+        <w:t xml:space="preserve">Do not add multiple extra study-detail questions unless testing shows they are needed.</w:t>
+      </w:r>
+    </w:p>
+    <w:bookmarkEnd w:id="15"/>
+    <w:bookmarkStart w:id="16" w:name="branching-map"/>
+    <w:p>
+      <w:pPr>
+        <w:pStyle w:val="Heading2"/>
+      </w:pPr>
+      <w:r>
+        <w:t xml:space="preserve">Branching map</w:t>
+      </w:r>
+    </w:p>
+    <w:p>
+      <w:pPr>
+        <w:pStyle w:val="Compact"/>
+        <w:numPr>
+          <w:ilvl w:val="0"/>
+          <w:numId w:val="1009"/>
+        </w:numPr>
+      </w:pPr>
+      <w:r>
+        <w:t xml:space="preserve">If</w:t>
+      </w:r>
+      <w:r>
+        <w:t xml:space="preserve"> </w:t>
+      </w:r>
+      <w:r>
+        <w:rPr>
+          <w:rStyle w:val="VerbatimChar"/>
+        </w:rPr>
+        <w:t xml:space="preserve">Enquiry type = Other</w:t>
+      </w:r>
+      <w:r>
+        <w:t xml:space="preserve">, show</w:t>
+      </w:r>
+      <w:r>
+        <w:t xml:space="preserve"> </w:t>
+      </w:r>
+      <w:r>
+        <w:rPr>
+          <w:rStyle w:val="VerbatimChar"/>
+        </w:rPr>
+        <w:t xml:space="preserve">Other enquiry type</w:t>
+      </w:r>
+      <w:r>
+        <w:t xml:space="preserve">, then</w:t>
+      </w:r>
+      <w:r>
+        <w:t xml:space="preserve"> </w:t>
+      </w:r>
+      <w:r>
+        <w:rPr>
+          <w:rStyle w:val="VerbatimChar"/>
+        </w:rPr>
+        <w:t xml:space="preserve">Message</w:t>
+      </w:r>
+      <w:r>
+        <w:t xml:space="preserve">.</w:t>
+      </w:r>
+    </w:p>
+    <w:p>
+      <w:pPr>
+        <w:pStyle w:val="Compact"/>
+        <w:numPr>
+          <w:ilvl w:val="0"/>
+          <w:numId w:val="1009"/>
+        </w:numPr>
+      </w:pPr>
+      <w:r>
+        <w:t xml:space="preserve">Otherwise, skip</w:t>
+      </w:r>
+      <w:r>
+        <w:t xml:space="preserve"> </w:t>
+      </w:r>
+      <w:r>
+        <w:rPr>
+          <w:rStyle w:val="VerbatimChar"/>
+        </w:rPr>
+        <w:t xml:space="preserve">Other enquiry type</w:t>
+      </w:r>
+      <w:r>
+        <w:t xml:space="preserve"> </w:t>
+      </w:r>
+      <w:r>
+        <w:t xml:space="preserve">and go to</w:t>
+      </w:r>
+      <w:r>
+        <w:t xml:space="preserve"> </w:t>
+      </w:r>
+      <w:r>
+        <w:rPr>
+          <w:rStyle w:val="VerbatimChar"/>
+        </w:rPr>
+        <w:t xml:space="preserve">Message</w:t>
+      </w:r>
+      <w:r>
+        <w:t xml:space="preserve">.</w:t>
+      </w:r>
+    </w:p>
+    <w:bookmarkEnd w:id="16"/>
+    <w:bookmarkStart w:id="17" w:name="thank-you-message"/>
+    <w:p>
+      <w:pPr>
+        <w:pStyle w:val="Heading2"/>
+      </w:pPr>
+      <w:r>
+        <w:t xml:space="preserve">Thank-you message</w:t>
       </w:r>
     </w:p>
     <w:p>
@@ -364,143 +614,17 @@
         <w:rPr>
           <w:rStyle w:val="VerbatimChar"/>
         </w:rPr>
-        <w:t xml:space="preserve">Programme of study</w:t>
-      </w:r>
-    </w:p>
-    <w:p>
-      <w:pPr>
-        <w:pStyle w:val="Compact"/>
-        <w:numPr>
-          <w:ilvl w:val="0"/>
-          <w:numId w:val="1007"/>
-        </w:numPr>
-      </w:pPr>
-      <w:r>
-        <w:t xml:space="preserve">Options:</w:t>
-      </w:r>
-    </w:p>
-    <w:p>
-      <w:pPr>
-        <w:pStyle w:val="FirstParagraph"/>
-      </w:pPr>
-      <w:r>
-        <w:rPr>
-          <w:rStyle w:val="VerbatimChar"/>
-        </w:rPr>
-        <w:t xml:space="preserve">BSc Economics</w:t>
-      </w:r>
-      <w:r>
-        <w:br/>
-      </w:r>
-      <w:r>
-        <w:rPr>
-          <w:rStyle w:val="VerbatimChar"/>
-        </w:rPr>
-        <w:t xml:space="preserve">BSc Economics and Management</w:t>
-      </w:r>
-      <w:r>
-        <w:br/>
-      </w:r>
-      <w:r>
-        <w:rPr>
-          <w:rStyle w:val="VerbatimChar"/>
-        </w:rPr>
-        <w:t xml:space="preserve">BA Economics and Politics</w:t>
-      </w:r>
-      <w:r>
-        <w:br/>
-      </w:r>
-      <w:r>
-        <w:rPr>
-          <w:rStyle w:val="VerbatimChar"/>
-        </w:rPr>
-        <w:t xml:space="preserve">BA PPE</w:t>
-      </w:r>
-      <w:r>
-        <w:br/>
-      </w:r>
-      <w:r>
-        <w:rPr>
-          <w:rStyle w:val="VerbatimChar"/>
-        </w:rPr>
-        <w:t xml:space="preserve">Masters</w:t>
-      </w:r>
-    </w:p>
-    <w:p>
-      <w:pPr>
-        <w:pStyle w:val="Compact"/>
-        <w:numPr>
-          <w:ilvl w:val="0"/>
-          <w:numId w:val="1008"/>
-        </w:numPr>
-      </w:pPr>
-      <w:r>
-        <w:t xml:space="preserve">Note:</w:t>
-      </w:r>
-    </w:p>
-    <w:p>
-      <w:pPr>
-        <w:pStyle w:val="FirstParagraph"/>
-      </w:pPr>
-      <w:r>
-        <w:t xml:space="preserve">This is a checkpoint field for version 1 and can be removed later if lookup proves fully reliable.</w:t>
-      </w:r>
-    </w:p>
-    <w:bookmarkEnd w:id="13"/>
-    <w:bookmarkStart w:id="14" w:name="enquiry-type"/>
-    <w:p>
-      <w:pPr>
-        <w:pStyle w:val="Heading3"/>
-      </w:pPr>
-      <w:r>
-        <w:t xml:space="preserve">4. Enquiry type</w:t>
-      </w:r>
-    </w:p>
-    <w:p>
-      <w:pPr>
-        <w:pStyle w:val="Compact"/>
-        <w:numPr>
-          <w:ilvl w:val="0"/>
-          <w:numId w:val="1009"/>
-        </w:numPr>
-      </w:pPr>
-      <w:r>
-        <w:t xml:space="preserve">Type: choice</w:t>
-      </w:r>
-    </w:p>
-    <w:p>
-      <w:pPr>
-        <w:pStyle w:val="Compact"/>
-        <w:numPr>
-          <w:ilvl w:val="0"/>
-          <w:numId w:val="1009"/>
-        </w:numPr>
-      </w:pPr>
-      <w:r>
-        <w:t xml:space="preserve">Required: yes</w:t>
-      </w:r>
-    </w:p>
-    <w:p>
-      <w:pPr>
-        <w:pStyle w:val="Compact"/>
-        <w:numPr>
-          <w:ilvl w:val="0"/>
-          <w:numId w:val="1009"/>
-        </w:numPr>
-      </w:pPr>
-      <w:r>
-        <w:t xml:space="preserve">Prompt:</w:t>
-      </w:r>
-    </w:p>
-    <w:p>
-      <w:pPr>
-        <w:pStyle w:val="FirstParagraph"/>
-      </w:pPr>
-      <w:r>
-        <w:rPr>
-          <w:rStyle w:val="VerbatimChar"/>
-        </w:rPr>
-        <w:t xml:space="preserve">Enquiry type</w:t>
+        <w:t xml:space="preserve">Thank you. Your enquiry has been submitted. You will receive an acknowledgement email with a reference number.</w:t>
+      </w:r>
+    </w:p>
+    <w:bookmarkEnd w:id="17"/>
+    <w:bookmarkStart w:id="18" w:name="identity-note"/>
+    <w:p>
+      <w:pPr>
+        <w:pStyle w:val="Heading2"/>
+      </w:pPr>
+      <w:r>
+        <w:t xml:space="preserve">Identity note</w:t>
       </w:r>
     </w:p>
     <w:p>
@@ -512,176 +636,7 @@
         </w:numPr>
       </w:pPr>
       <w:r>
-        <w:t xml:space="preserve">Options:</w:t>
-      </w:r>
-    </w:p>
-    <w:p>
-      <w:pPr>
-        <w:pStyle w:val="FirstParagraph"/>
-      </w:pPr>
-      <w:r>
-        <w:rPr>
-          <w:rStyle w:val="VerbatimChar"/>
-        </w:rPr>
-        <w:t xml:space="preserve">Module enquiry</w:t>
-      </w:r>
-      <w:r>
-        <w:br/>
-      </w:r>
-      <w:r>
-        <w:rPr>
-          <w:rStyle w:val="VerbatimChar"/>
-        </w:rPr>
-        <w:t xml:space="preserve">Academic advisor</w:t>
-      </w:r>
-      <w:r>
-        <w:br/>
-      </w:r>
-      <w:r>
-        <w:rPr>
-          <w:rStyle w:val="VerbatimChar"/>
-        </w:rPr>
-        <w:t xml:space="preserve">Assessment query</w:t>
-      </w:r>
-      <w:r>
-        <w:br/>
-      </w:r>
-      <w:r>
-        <w:rPr>
-          <w:rStyle w:val="VerbatimChar"/>
-        </w:rPr>
-        <w:t xml:space="preserve">Extension</w:t>
-      </w:r>
-      <w:r>
-        <w:br/>
-      </w:r>
-      <w:r>
-        <w:rPr>
-          <w:rStyle w:val="VerbatimChar"/>
-        </w:rPr>
-        <w:t xml:space="preserve">Mitigating circumstances</w:t>
-      </w:r>
-      <w:r>
-        <w:br/>
-      </w:r>
-      <w:r>
-        <w:rPr>
-          <w:rStyle w:val="VerbatimChar"/>
-        </w:rPr>
-        <w:t xml:space="preserve">Attendance</w:t>
-      </w:r>
-      <w:r>
-        <w:br/>
-      </w:r>
-      <w:r>
-        <w:rPr>
-          <w:rStyle w:val="VerbatimChar"/>
-        </w:rPr>
-        <w:t xml:space="preserve">Timetable</w:t>
-      </w:r>
-      <w:r>
-        <w:br/>
-      </w:r>
-      <w:r>
-        <w:rPr>
-          <w:rStyle w:val="VerbatimChar"/>
-        </w:rPr>
-        <w:t xml:space="preserve">IT / systems access</w:t>
-      </w:r>
-      <w:r>
-        <w:br/>
-      </w:r>
-      <w:r>
-        <w:rPr>
-          <w:rStyle w:val="VerbatimChar"/>
-        </w:rPr>
-        <w:t xml:space="preserve">Fees / finance</w:t>
-      </w:r>
-      <w:r>
-        <w:br/>
-      </w:r>
-      <w:r>
-        <w:rPr>
-          <w:rStyle w:val="VerbatimChar"/>
-        </w:rPr>
-        <w:t xml:space="preserve">Other</w:t>
-      </w:r>
-    </w:p>
-    <w:bookmarkEnd w:id="14"/>
-    <w:bookmarkStart w:id="15" w:name="other-enquiry-type"/>
-    <w:p>
-      <w:pPr>
-        <w:pStyle w:val="Heading3"/>
-      </w:pPr>
-      <w:r>
-        <w:t xml:space="preserve">5. Other enquiry type</w:t>
-      </w:r>
-    </w:p>
-    <w:p>
-      <w:pPr>
-        <w:pStyle w:val="Compact"/>
-        <w:numPr>
-          <w:ilvl w:val="0"/>
-          <w:numId w:val="1011"/>
-        </w:numPr>
-      </w:pPr>
-      <w:r>
-        <w:t xml:space="preserve">Type: text</w:t>
-      </w:r>
-    </w:p>
-    <w:p>
-      <w:pPr>
-        <w:pStyle w:val="Compact"/>
-        <w:numPr>
-          <w:ilvl w:val="0"/>
-          <w:numId w:val="1011"/>
-        </w:numPr>
-      </w:pPr>
-      <w:r>
-        <w:t xml:space="preserve">Required: yes when shown</w:t>
-      </w:r>
-    </w:p>
-    <w:p>
-      <w:pPr>
-        <w:pStyle w:val="Compact"/>
-        <w:numPr>
-          <w:ilvl w:val="0"/>
-          <w:numId w:val="1011"/>
-        </w:numPr>
-      </w:pPr>
-      <w:r>
-        <w:t xml:space="preserve">Prompt:</w:t>
-      </w:r>
-    </w:p>
-    <w:p>
-      <w:pPr>
-        <w:pStyle w:val="FirstParagraph"/>
-      </w:pPr>
-      <w:r>
-        <w:rPr>
-          <w:rStyle w:val="VerbatimChar"/>
-        </w:rPr>
-        <w:t xml:space="preserve">If you selected Other, please describe the enquiry type</w:t>
-      </w:r>
-    </w:p>
-    <w:p>
-      <w:pPr>
-        <w:pStyle w:val="Compact"/>
-        <w:numPr>
-          <w:ilvl w:val="0"/>
-          <w:numId w:val="1012"/>
-        </w:numPr>
-      </w:pPr>
-      <w:r>
-        <w:t xml:space="preserve">Branching:</w:t>
-      </w:r>
-    </w:p>
-    <w:p>
-      <w:pPr>
-        <w:pStyle w:val="FirstParagraph"/>
-      </w:pPr>
-      <w:r>
-        <w:t xml:space="preserve">Show only if</w:t>
+        <w:t xml:space="preserve">Do not add a</w:t>
       </w:r>
       <w:r>
         <w:t xml:space="preserve"> </w:t>
@@ -690,125 +645,25 @@
         <w:rPr>
           <w:rStyle w:val="VerbatimChar"/>
         </w:rPr>
-        <w:t xml:space="preserve">Enquiry type = Other</w:t>
-      </w:r>
-      <w:r>
-        <w:t xml:space="preserve">.</w:t>
-      </w:r>
-    </w:p>
-    <w:bookmarkEnd w:id="15"/>
-    <w:bookmarkStart w:id="16" w:name="message"/>
-    <w:p>
-      <w:pPr>
-        <w:pStyle w:val="Heading3"/>
-      </w:pPr>
-      <w:r>
-        <w:t xml:space="preserve">6. Message</w:t>
-      </w:r>
-    </w:p>
-    <w:p>
-      <w:pPr>
-        <w:pStyle w:val="Compact"/>
-        <w:numPr>
-          <w:ilvl w:val="0"/>
-          <w:numId w:val="1013"/>
-        </w:numPr>
-      </w:pPr>
-      <w:r>
-        <w:t xml:space="preserve">Type: long text</w:t>
-      </w:r>
-    </w:p>
-    <w:p>
-      <w:pPr>
-        <w:pStyle w:val="Compact"/>
-        <w:numPr>
-          <w:ilvl w:val="0"/>
-          <w:numId w:val="1013"/>
-        </w:numPr>
-      </w:pPr>
-      <w:r>
-        <w:t xml:space="preserve">Required: yes</w:t>
-      </w:r>
-    </w:p>
-    <w:p>
-      <w:pPr>
-        <w:pStyle w:val="Compact"/>
-        <w:numPr>
-          <w:ilvl w:val="0"/>
-          <w:numId w:val="1013"/>
-        </w:numPr>
-      </w:pPr>
-      <w:r>
-        <w:t xml:space="preserve">Prompt:</w:t>
-      </w:r>
-    </w:p>
-    <w:p>
-      <w:pPr>
-        <w:pStyle w:val="FirstParagraph"/>
-      </w:pPr>
-      <w:r>
-        <w:rPr>
-          <w:rStyle w:val="VerbatimChar"/>
-        </w:rPr>
-        <w:t xml:space="preserve">Please describe your enquiry</w:t>
-      </w:r>
-    </w:p>
-    <w:p>
-      <w:pPr>
-        <w:pStyle w:val="Compact"/>
-        <w:numPr>
-          <w:ilvl w:val="0"/>
-          <w:numId w:val="1014"/>
-        </w:numPr>
-      </w:pPr>
-      <w:r>
-        <w:t xml:space="preserve">Help text:</w:t>
-      </w:r>
-    </w:p>
-    <w:p>
-      <w:pPr>
-        <w:pStyle w:val="FirstParagraph"/>
-      </w:pPr>
-      <w:r>
-        <w:rPr>
-          <w:rStyle w:val="VerbatimChar"/>
-        </w:rPr>
-        <w:t xml:space="preserve">Include enough detail for staff to understand the issue and what help you need.</w:t>
-      </w:r>
-    </w:p>
-    <w:bookmarkEnd w:id="16"/>
-    <w:bookmarkEnd w:id="17"/>
-    <w:bookmarkStart w:id="18" w:name="branching-map"/>
-    <w:p>
-      <w:pPr>
-        <w:pStyle w:val="Heading2"/>
-      </w:pPr>
-      <w:r>
-        <w:t xml:space="preserve">Branching map</w:t>
-      </w:r>
-    </w:p>
-    <w:p>
-      <w:pPr>
-        <w:pStyle w:val="Compact"/>
-        <w:numPr>
-          <w:ilvl w:val="0"/>
-          <w:numId w:val="1015"/>
-        </w:numPr>
-      </w:pPr>
-      <w:r>
-        <w:t xml:space="preserve">If</w:t>
+        <w:t xml:space="preserve">University username</w:t>
       </w:r>
       <w:r>
         <w:t xml:space="preserve"> </w:t>
       </w:r>
       <w:r>
-        <w:rPr>
-          <w:rStyle w:val="VerbatimChar"/>
-        </w:rPr>
-        <w:t xml:space="preserve">Stage of study = Undergraduate</w:t>
-      </w:r>
-      <w:r>
-        <w:t xml:space="preserve">, go to</w:t>
+        <w:t xml:space="preserve">question in the preferred build.</w:t>
+      </w:r>
+    </w:p>
+    <w:p>
+      <w:pPr>
+        <w:pStyle w:val="Compact"/>
+        <w:numPr>
+          <w:ilvl w:val="0"/>
+          <w:numId w:val="1010"/>
+        </w:numPr>
+      </w:pPr>
+      <w:r>
+        <w:t xml:space="preserve">Do not add a</w:t>
       </w:r>
       <w:r>
         <w:t xml:space="preserve"> </w:t>
@@ -817,285 +672,53 @@
         <w:rPr>
           <w:rStyle w:val="VerbatimChar"/>
         </w:rPr>
-        <w:t xml:space="preserve">Year of study</w:t>
-      </w:r>
-      <w:r>
-        <w:t xml:space="preserve">, then</w:t>
+        <w:t xml:space="preserve">University email address</w:t>
       </w:r>
       <w:r>
         <w:t xml:space="preserve"> </w:t>
       </w:r>
       <w:r>
-        <w:rPr>
-          <w:rStyle w:val="VerbatimChar"/>
-        </w:rPr>
-        <w:t xml:space="preserve">Programme of study</w:t>
-      </w:r>
-      <w:r>
-        <w:t xml:space="preserve">.</w:t>
-      </w:r>
-    </w:p>
-    <w:p>
-      <w:pPr>
-        <w:pStyle w:val="Compact"/>
-        <w:numPr>
-          <w:ilvl w:val="0"/>
-          <w:numId w:val="1015"/>
-        </w:numPr>
-      </w:pPr>
-      <w:r>
-        <w:t xml:space="preserve">If</w:t>
-      </w:r>
-      <w:r>
-        <w:t xml:space="preserve"> </w:t>
-      </w:r>
-      <w:r>
-        <w:rPr>
-          <w:rStyle w:val="VerbatimChar"/>
-        </w:rPr>
-        <w:t xml:space="preserve">Stage of study = Taught postgraduate</w:t>
-      </w:r>
-      <w:r>
-        <w:t xml:space="preserve">, skip</w:t>
-      </w:r>
-      <w:r>
-        <w:t xml:space="preserve"> </w:t>
-      </w:r>
-      <w:r>
-        <w:rPr>
-          <w:rStyle w:val="VerbatimChar"/>
-        </w:rPr>
-        <w:t xml:space="preserve">Year of study</w:t>
-      </w:r>
-      <w:r>
-        <w:t xml:space="preserve"> </w:t>
-      </w:r>
-      <w:r>
-        <w:t xml:space="preserve">and go to</w:t>
-      </w:r>
-      <w:r>
-        <w:t xml:space="preserve"> </w:t>
-      </w:r>
-      <w:r>
-        <w:rPr>
-          <w:rStyle w:val="VerbatimChar"/>
-        </w:rPr>
-        <w:t xml:space="preserve">Programme of study</w:t>
-      </w:r>
-      <w:r>
-        <w:t xml:space="preserve">.</w:t>
-      </w:r>
-    </w:p>
-    <w:p>
-      <w:pPr>
-        <w:pStyle w:val="Compact"/>
-        <w:numPr>
-          <w:ilvl w:val="0"/>
-          <w:numId w:val="1015"/>
-        </w:numPr>
-      </w:pPr>
-      <w:r>
-        <w:t xml:space="preserve">If</w:t>
-      </w:r>
-      <w:r>
-        <w:t xml:space="preserve"> </w:t>
-      </w:r>
-      <w:r>
-        <w:rPr>
-          <w:rStyle w:val="VerbatimChar"/>
-        </w:rPr>
-        <w:t xml:space="preserve">Enquiry type = Other</w:t>
-      </w:r>
-      <w:r>
-        <w:t xml:space="preserve">, show</w:t>
-      </w:r>
-      <w:r>
-        <w:t xml:space="preserve"> </w:t>
-      </w:r>
-      <w:r>
-        <w:rPr>
-          <w:rStyle w:val="VerbatimChar"/>
-        </w:rPr>
-        <w:t xml:space="preserve">Other enquiry type</w:t>
-      </w:r>
-      <w:r>
-        <w:t xml:space="preserve">, then</w:t>
-      </w:r>
-      <w:r>
-        <w:t xml:space="preserve"> </w:t>
-      </w:r>
-      <w:r>
-        <w:rPr>
-          <w:rStyle w:val="VerbatimChar"/>
-        </w:rPr>
-        <w:t xml:space="preserve">Message</w:t>
-      </w:r>
-      <w:r>
-        <w:t xml:space="preserve">.</w:t>
-      </w:r>
-    </w:p>
-    <w:p>
-      <w:pPr>
-        <w:pStyle w:val="Compact"/>
-        <w:numPr>
-          <w:ilvl w:val="0"/>
-          <w:numId w:val="1015"/>
-        </w:numPr>
-      </w:pPr>
-      <w:r>
-        <w:t xml:space="preserve">Otherwise, skip</w:t>
-      </w:r>
-      <w:r>
-        <w:t xml:space="preserve"> </w:t>
-      </w:r>
-      <w:r>
-        <w:rPr>
-          <w:rStyle w:val="VerbatimChar"/>
-        </w:rPr>
-        <w:t xml:space="preserve">Other enquiry type</w:t>
-      </w:r>
-      <w:r>
-        <w:t xml:space="preserve"> </w:t>
-      </w:r>
-      <w:r>
-        <w:t xml:space="preserve">and go to</w:t>
-      </w:r>
-      <w:r>
-        <w:t xml:space="preserve"> </w:t>
-      </w:r>
-      <w:r>
-        <w:rPr>
-          <w:rStyle w:val="VerbatimChar"/>
-        </w:rPr>
-        <w:t xml:space="preserve">Message</w:t>
-      </w:r>
-      <w:r>
-        <w:t xml:space="preserve">.</w:t>
+        <w:t xml:space="preserve">question in the preferred build.</w:t>
+      </w:r>
+    </w:p>
+    <w:p>
+      <w:pPr>
+        <w:pStyle w:val="Compact"/>
+        <w:numPr>
+          <w:ilvl w:val="0"/>
+          <w:numId w:val="1010"/>
+        </w:numPr>
+      </w:pPr>
+      <w:r>
+        <w:t xml:space="preserve">Restrict the form to signed-in university users and turn on recorded responder identity.</w:t>
+      </w:r>
+    </w:p>
+    <w:p>
+      <w:pPr>
+        <w:pStyle w:val="Compact"/>
+        <w:numPr>
+          <w:ilvl w:val="0"/>
+          <w:numId w:val="1010"/>
+        </w:numPr>
+      </w:pPr>
+      <w:r>
+        <w:t xml:space="preserve">Use the recorded responder email from Forms as the acknowledgement address and as the primary lookup key.</w:t>
+      </w:r>
+    </w:p>
+    <w:p>
+      <w:pPr>
+        <w:pStyle w:val="Compact"/>
+        <w:numPr>
+          <w:ilvl w:val="0"/>
+          <w:numId w:val="1010"/>
+        </w:numPr>
+      </w:pPr>
+      <w:r>
+        <w:t xml:space="preserve">If your tenant exposes username directly, you can use it as well, but email is the safer version 1 key.</w:t>
       </w:r>
     </w:p>
     <w:bookmarkEnd w:id="18"/>
-    <w:bookmarkStart w:id="19" w:name="thank-you-message"/>
-    <w:p>
-      <w:pPr>
-        <w:pStyle w:val="Heading2"/>
-      </w:pPr>
-      <w:r>
-        <w:t xml:space="preserve">Thank-you message</w:t>
-      </w:r>
-    </w:p>
-    <w:p>
-      <w:pPr>
-        <w:pStyle w:val="FirstParagraph"/>
-      </w:pPr>
-      <w:r>
-        <w:rPr>
-          <w:rStyle w:val="VerbatimChar"/>
-        </w:rPr>
-        <w:t xml:space="preserve">Thank you. Your enquiry has been submitted. You will receive an acknowledgement email with a reference number.</w:t>
-      </w:r>
-    </w:p>
     <w:bookmarkEnd w:id="19"/>
-    <w:bookmarkStart w:id="20" w:name="identity-note"/>
-    <w:p>
-      <w:pPr>
-        <w:pStyle w:val="Heading2"/>
-      </w:pPr>
-      <w:r>
-        <w:t xml:space="preserve">Identity note</w:t>
-      </w:r>
-    </w:p>
-    <w:p>
-      <w:pPr>
-        <w:pStyle w:val="Compact"/>
-        <w:numPr>
-          <w:ilvl w:val="0"/>
-          <w:numId w:val="1016"/>
-        </w:numPr>
-      </w:pPr>
-      <w:r>
-        <w:t xml:space="preserve">Do not add a</w:t>
-      </w:r>
-      <w:r>
-        <w:t xml:space="preserve"> </w:t>
-      </w:r>
-      <w:r>
-        <w:rPr>
-          <w:rStyle w:val="VerbatimChar"/>
-        </w:rPr>
-        <w:t xml:space="preserve">University username</w:t>
-      </w:r>
-      <w:r>
-        <w:t xml:space="preserve"> </w:t>
-      </w:r>
-      <w:r>
-        <w:t xml:space="preserve">question in the preferred build.</w:t>
-      </w:r>
-    </w:p>
-    <w:p>
-      <w:pPr>
-        <w:pStyle w:val="Compact"/>
-        <w:numPr>
-          <w:ilvl w:val="0"/>
-          <w:numId w:val="1016"/>
-        </w:numPr>
-      </w:pPr>
-      <w:r>
-        <w:t xml:space="preserve">Do not add a</w:t>
-      </w:r>
-      <w:r>
-        <w:t xml:space="preserve"> </w:t>
-      </w:r>
-      <w:r>
-        <w:rPr>
-          <w:rStyle w:val="VerbatimChar"/>
-        </w:rPr>
-        <w:t xml:space="preserve">University email address</w:t>
-      </w:r>
-      <w:r>
-        <w:t xml:space="preserve"> </w:t>
-      </w:r>
-      <w:r>
-        <w:t xml:space="preserve">question in the preferred build.</w:t>
-      </w:r>
-    </w:p>
-    <w:p>
-      <w:pPr>
-        <w:pStyle w:val="Compact"/>
-        <w:numPr>
-          <w:ilvl w:val="0"/>
-          <w:numId w:val="1016"/>
-        </w:numPr>
-      </w:pPr>
-      <w:r>
-        <w:t xml:space="preserve">Restrict the form to signed-in university users and turn on recorded responder identity.</w:t>
-      </w:r>
-    </w:p>
-    <w:p>
-      <w:pPr>
-        <w:pStyle w:val="Compact"/>
-        <w:numPr>
-          <w:ilvl w:val="0"/>
-          <w:numId w:val="1016"/>
-        </w:numPr>
-      </w:pPr>
-      <w:r>
-        <w:t xml:space="preserve">Use the recorded responder email from Forms as the acknowledgement address and as the primary lookup key.</w:t>
-      </w:r>
-    </w:p>
-    <w:p>
-      <w:pPr>
-        <w:pStyle w:val="Compact"/>
-        <w:numPr>
-          <w:ilvl w:val="0"/>
-          <w:numId w:val="1016"/>
-        </w:numPr>
-      </w:pPr>
-      <w:r>
-        <w:t xml:space="preserve">If your tenant exposes username directly, you can use it as well, but email is the safer version 1 key.</w:t>
-      </w:r>
-    </w:p>
-    <w:bookmarkEnd w:id="20"/>
-    <w:bookmarkEnd w:id="21"/>
     <w:sectPr>
       <w:footnotePr>
         <w:numRestart w:val="eachSect"/>
@@ -1340,24 +963,6 @@
     <w:abstractNumId w:val="991"/>
   </w:num>
   <w:num w:numId="1010">
-    <w:abstractNumId w:val="991"/>
-  </w:num>
-  <w:num w:numId="1011">
-    <w:abstractNumId w:val="991"/>
-  </w:num>
-  <w:num w:numId="1012">
-    <w:abstractNumId w:val="991"/>
-  </w:num>
-  <w:num w:numId="1013">
-    <w:abstractNumId w:val="991"/>
-  </w:num>
-  <w:num w:numId="1014">
-    <w:abstractNumId w:val="991"/>
-  </w:num>
-  <w:num w:numId="1015">
-    <w:abstractNumId w:val="991"/>
-  </w:num>
-  <w:num w:numId="1016">
     <w:abstractNumId w:val="991"/>
   </w:num>
 </w:numbering>
